--- a/proposals/ABWLuxuryLimousine/docs/BrianWalcott_PassengerAgreement.docx
+++ b/proposals/ABWLuxuryLimousine/docs/BrianWalcott_PassengerAgreement.docx
@@ -16,7 +16,7 @@
           <w:sz w:val="44"/>
           <w:szCs w:val="44"/>
         </w:rPr>
-        <w:t xml:space="preserve">ABW LUXURY LIMOUSINE SERVICE</w:t>
+        <w:t>PARADISE LIMO</w:t>
       </w:r>
     </w:p>
     <w:p>
@@ -671,7 +671,7 @@
           <w:sz w:val="22"/>
           <w:szCs w:val="22"/>
         </w:rPr>
-        <w:t xml:space="preserve">This Agreement is entered into between Paradise Transportation of Central Florida, Inc., dba ABW Luxury Limousine Service ("Company"), operated by Brian Walcott, and the undersigned passenger(s) ("Client"). By signing this Agreement, Client agrees to the following terms and conditions for all transportation services provided.</w:t>
+        <w:t>This Agreement is entered into between Paradise Transportation of Central Florida, Inc., dba Paradise Limo ("Company"), operated by Brian Walcott, and the undersigned passenger(s) ("Client"). By signing this Agreement, Client agrees to the following terms and conditions for all transportation services provided.</w:t>
       </w:r>
     </w:p>
     <w:p>
@@ -1171,6 +1171,20 @@
     </w:p>
     <w:p>
       <w:pPr>
+        <w:spacing w:after="80" w:before="80"/>
+      </w:pPr>
+      <w:r>
+        <w:rPr>
+          <w:rFonts w:ascii="Arial" w:cs="Arial" w:eastAsia="Arial" w:hAnsi="Arial"/>
+          <w:color w:val="1A1A1A"/>
+          <w:sz w:val="22"/>
+          <w:szCs w:val="22"/>
+        </w:rPr>
+        <w:t>Eligible refunds (per the table above) are calculated as a percentage of the total booking amount for that specific reservation and are issued at Brian Walcott's discretion following manual review of each cancellation request.</w:t>
+      </w:r>
+    </w:p>
+    <w:p>
+      <w:pPr>
         <w:spacing w:after="100" w:before="260"/>
       </w:pPr>
       <w:r>
@@ -1196,7 +1210,7 @@
           <w:sz w:val="22"/>
           <w:szCs w:val="22"/>
         </w:rPr>
-        <w:t xml:space="preserve">Client agrees that all passengers shall conduct themselves in a respectful and lawful manner during transportation. ABW Luxury Limousine Service reserves the right to terminate service without refund in the event of:</w:t>
+        <w:t>Client agrees that all passengers shall conduct themselves in a respectful and lawful manner during transportation. The Company reserves the right to terminate service without refund in the event of:</w:t>
       </w:r>
     </w:p>
     <w:p>
@@ -1315,36 +1329,6 @@
     </w:p>
     <w:p>
       <w:pPr>
-        <w:spacing w:after="100" w:before="260"/>
-      </w:pPr>
-      <w:r>
-        <w:rPr>
-          <w:rFonts w:ascii="Arial" w:cs="Arial" w:eastAsia="Arial" w:hAnsi="Arial"/>
-          <w:b/>
-          <w:bCs/>
-          <w:color w:val="1A2A4A"/>
-          <w:sz w:val="24"/>
-          <w:szCs w:val="24"/>
-        </w:rPr>
-        <w:t xml:space="preserve">5. VEHICLE DAMAGE &amp; CLEANING FEES</w:t>
-      </w:r>
-    </w:p>
-    <w:p>
-      <w:pPr>
-        <w:spacing w:after="80" w:before="80"/>
-      </w:pPr>
-      <w:r>
-        <w:rPr>
-          <w:rFonts w:ascii="Arial" w:cs="Arial" w:eastAsia="Arial" w:hAnsi="Arial"/>
-          <w:color w:val="1A1A1A"/>
-          <w:sz w:val="22"/>
-          <w:szCs w:val="22"/>
-        </w:rPr>
-        <w:t xml:space="preserve">Client is financially responsible for any damage to the vehicle caused by Client or Client's guests during the service period. The following fees apply:</w:t>
-      </w:r>
-    </w:p>
-    <w:p>
-      <w:pPr>
         <w:pStyle w:val="ListParagraph"/>
         <w:numPr>
           <w:ilvl w:val="0"/>
@@ -1359,7 +1343,7 @@
           <w:sz w:val="22"/>
           <w:szCs w:val="22"/>
         </w:rPr>
-        <w:t xml:space="preserve">Interior cleaning fee (spillage, soiling): $150 minimum</w:t>
+        <w:t xml:space="preserve">Sexual activity of any kind in the vehicle</w:t>
       </w:r>
     </w:p>
     <w:p>
@@ -1378,7 +1362,37 @@
           <w:sz w:val="22"/>
           <w:szCs w:val="22"/>
         </w:rPr>
-        <w:t xml:space="preserve">Upholstery or carpet damage: billed at actual repair/replacement cost</w:t>
+        <w:t xml:space="preserve">Discharge of bodily fluids in the vehicle (vomiting, urination, or similar)</w:t>
+      </w:r>
+    </w:p>
+    <w:p>
+      <w:pPr>
+        <w:spacing w:after="100" w:before="260"/>
+      </w:pPr>
+      <w:r>
+        <w:rPr>
+          <w:rFonts w:ascii="Arial" w:cs="Arial" w:eastAsia="Arial" w:hAnsi="Arial"/>
+          <w:b/>
+          <w:bCs/>
+          <w:color w:val="1A2A4A"/>
+          <w:sz w:val="24"/>
+          <w:szCs w:val="24"/>
+        </w:rPr>
+        <w:t xml:space="preserve">5. VEHICLE DAMAGE &amp; CLEANING FEES</w:t>
+      </w:r>
+    </w:p>
+    <w:p>
+      <w:pPr>
+        <w:spacing w:after="80" w:before="80"/>
+      </w:pPr>
+      <w:r>
+        <w:rPr>
+          <w:rFonts w:ascii="Arial" w:cs="Arial" w:eastAsia="Arial" w:hAnsi="Arial"/>
+          <w:color w:val="1A1A1A"/>
+          <w:sz w:val="22"/>
+          <w:szCs w:val="22"/>
+        </w:rPr>
+        <w:t xml:space="preserve">Client is financially responsible for any damage to the vehicle caused by Client or Client's guests during the service period. The following fees apply:</w:t>
       </w:r>
     </w:p>
     <w:p>
@@ -1397,7 +1411,7 @@
           <w:sz w:val="22"/>
           <w:szCs w:val="22"/>
         </w:rPr>
-        <w:t xml:space="preserve">Exterior damage: billed at actual repair/replacement cost</w:t>
+        <w:t xml:space="preserve">Interior cleaning fee (spillage, soiling): $150 minimum</w:t>
       </w:r>
     </w:p>
     <w:p>
@@ -1416,23 +1430,7 @@
           <w:sz w:val="22"/>
           <w:szCs w:val="22"/>
         </w:rPr>
-        <w:t xml:space="preserve">Damage fees are charged to the card on file or invoiced within 24 hours of service</w:t>
-      </w:r>
-    </w:p>
-    <w:p>
-      <w:pPr>
-        <w:spacing w:after="100" w:before="260"/>
-      </w:pPr>
-      <w:r>
-        <w:rPr>
-          <w:rFonts w:ascii="Arial" w:cs="Arial" w:eastAsia="Arial" w:hAnsi="Arial"/>
-          <w:b/>
-          <w:bCs/>
-          <w:color w:val="1A2A4A"/>
-          <w:sz w:val="24"/>
-          <w:szCs w:val="24"/>
-        </w:rPr>
-        <w:t xml:space="preserve">6. OVERTIME &amp; WAIT TIME</w:t>
+        <w:t xml:space="preserve">Biohazard / bodily fluid cleanup fee: $350 minimum (subject to increase based on severity)</w:t>
       </w:r>
     </w:p>
     <w:p>
@@ -1451,7 +1449,7 @@
           <w:sz w:val="22"/>
           <w:szCs w:val="22"/>
         </w:rPr>
-        <w:t xml:space="preserve">The quoted rate covers the agreed itinerary. Time beyond the scheduled service window is billed at the overtime rate stated in the booking confirmation.</w:t>
+        <w:t xml:space="preserve">Upholstery or carpet damage: billed at actual repair/replacement cost</w:t>
       </w:r>
     </w:p>
     <w:p>
@@ -1470,7 +1468,7 @@
           <w:sz w:val="22"/>
           <w:szCs w:val="22"/>
         </w:rPr>
-        <w:t xml:space="preserve">Driver wait time beyond 15 minutes from the agreed pickup time will be billed at the applicable wait time rate.</w:t>
+        <w:t xml:space="preserve">Exterior damage: billed at actual repair/replacement cost</w:t>
       </w:r>
     </w:p>
     <w:p>
@@ -1489,7 +1487,7 @@
           <w:sz w:val="22"/>
           <w:szCs w:val="22"/>
         </w:rPr>
-        <w:t xml:space="preserve">Event and standby time is pre-arranged and billed as quoted.</w:t>
+        <w:t xml:space="preserve">Damage fees are charged to the card on file or invoiced within 24 hours of service</w:t>
       </w:r>
     </w:p>
     <w:p>
@@ -1505,21 +1503,7 @@
           <w:sz w:val="24"/>
           <w:szCs w:val="24"/>
         </w:rPr>
-        <w:t xml:space="preserve">7. LIABILITY WAIVER</w:t>
-      </w:r>
-    </w:p>
-    <w:p>
-      <w:pPr>
-        <w:spacing w:after="80" w:before="80"/>
-      </w:pPr>
-      <w:r>
-        <w:rPr>
-          <w:rFonts w:ascii="Arial" w:cs="Arial" w:eastAsia="Arial" w:hAnsi="Arial"/>
-          <w:color w:val="1A1A1A"/>
-          <w:sz w:val="22"/>
-          <w:szCs w:val="22"/>
-        </w:rPr>
-        <w:t xml:space="preserve">By signing this Agreement, Client acknowledges and agrees that:</w:t>
+        <w:t xml:space="preserve">6. OVERTIME &amp; WAIT TIME</w:t>
       </w:r>
     </w:p>
     <w:p>
@@ -1538,7 +1522,7 @@
           <w:sz w:val="22"/>
           <w:szCs w:val="22"/>
         </w:rPr>
-        <w:t xml:space="preserve">ABW Luxury Limousine Service is not liable for delays caused by traffic, weather, road conditions, accidents, or other circumstances beyond the Company's reasonable control.</w:t>
+        <w:t xml:space="preserve">The quoted rate covers the agreed itinerary. Time beyond the scheduled service window is billed at the overtime rate stated in the booking confirmation.</w:t>
       </w:r>
     </w:p>
     <w:p>
@@ -1557,7 +1541,7 @@
           <w:sz w:val="22"/>
           <w:szCs w:val="22"/>
         </w:rPr>
-        <w:t xml:space="preserve">The Company is not responsible for loss, theft, or damage to personal property or luggage transported in the vehicle.</w:t>
+        <w:t xml:space="preserve">Driver wait time beyond 15 minutes from the agreed pickup time will be billed at the applicable wait time rate.</w:t>
       </w:r>
     </w:p>
     <w:p>
@@ -1576,7 +1560,37 @@
           <w:sz w:val="22"/>
           <w:szCs w:val="22"/>
         </w:rPr>
-        <w:t xml:space="preserve">The Company is not liable for any indirect, incidental, or consequential damages arising from the transportation service.</w:t>
+        <w:t xml:space="preserve">Event and standby time is pre-arranged and billed as quoted.</w:t>
+      </w:r>
+    </w:p>
+    <w:p>
+      <w:pPr>
+        <w:spacing w:after="100" w:before="260"/>
+      </w:pPr>
+      <w:r>
+        <w:rPr>
+          <w:rFonts w:ascii="Arial" w:cs="Arial" w:eastAsia="Arial" w:hAnsi="Arial"/>
+          <w:b/>
+          <w:bCs/>
+          <w:color w:val="1A2A4A"/>
+          <w:sz w:val="24"/>
+          <w:szCs w:val="24"/>
+        </w:rPr>
+        <w:t xml:space="preserve">7. LIABILITY WAIVER</w:t>
+      </w:r>
+    </w:p>
+    <w:p>
+      <w:pPr>
+        <w:spacing w:after="80" w:before="80"/>
+      </w:pPr>
+      <w:r>
+        <w:rPr>
+          <w:rFonts w:ascii="Arial" w:cs="Arial" w:eastAsia="Arial" w:hAnsi="Arial"/>
+          <w:color w:val="1A1A1A"/>
+          <w:sz w:val="22"/>
+          <w:szCs w:val="22"/>
+        </w:rPr>
+        <w:t xml:space="preserve">By signing this Agreement, Client acknowledges and agrees that:</w:t>
       </w:r>
     </w:p>
     <w:p>
@@ -1595,6 +1609,63 @@
           <w:sz w:val="22"/>
           <w:szCs w:val="22"/>
         </w:rPr>
+        <w:t>The Company is not liable for delays caused by traffic, weather, road conditions, accidents, or other circumstances beyond the Company's reasonable control.</w:t>
+      </w:r>
+    </w:p>
+    <w:p>
+      <w:pPr>
+        <w:pStyle w:val="ListParagraph"/>
+        <w:numPr>
+          <w:ilvl w:val="0"/>
+          <w:numId w:val="2"/>
+        </w:numPr>
+        <w:spacing w:after="60" w:before="60"/>
+      </w:pPr>
+      <w:r>
+        <w:rPr>
+          <w:rFonts w:ascii="Arial" w:cs="Arial" w:eastAsia="Arial" w:hAnsi="Arial"/>
+          <w:color w:val="1A1A1A"/>
+          <w:sz w:val="22"/>
+          <w:szCs w:val="22"/>
+        </w:rPr>
+        <w:t xml:space="preserve">The Company is not responsible for loss, theft, or damage to personal property or luggage transported in the vehicle.</w:t>
+      </w:r>
+    </w:p>
+    <w:p>
+      <w:pPr>
+        <w:pStyle w:val="ListParagraph"/>
+        <w:numPr>
+          <w:ilvl w:val="0"/>
+          <w:numId w:val="2"/>
+        </w:numPr>
+        <w:spacing w:after="60" w:before="60"/>
+      </w:pPr>
+      <w:r>
+        <w:rPr>
+          <w:rFonts w:ascii="Arial" w:cs="Arial" w:eastAsia="Arial" w:hAnsi="Arial"/>
+          <w:color w:val="1A1A1A"/>
+          <w:sz w:val="22"/>
+          <w:szCs w:val="22"/>
+        </w:rPr>
+        <w:t xml:space="preserve">The Company is not liable for any indirect, incidental, or consequential damages arising from the transportation service.</w:t>
+      </w:r>
+    </w:p>
+    <w:p>
+      <w:pPr>
+        <w:pStyle w:val="ListParagraph"/>
+        <w:numPr>
+          <w:ilvl w:val="0"/>
+          <w:numId w:val="2"/>
+        </w:numPr>
+        <w:spacing w:after="60" w:before="60"/>
+      </w:pPr>
+      <w:r>
+        <w:rPr>
+          <w:rFonts w:ascii="Arial" w:cs="Arial" w:eastAsia="Arial" w:hAnsi="Arial"/>
+          <w:color w:val="1A1A1A"/>
+          <w:sz w:val="22"/>
+          <w:szCs w:val="22"/>
+        </w:rPr>
         <w:t xml:space="preserve">Client assumes all risk associated with the consumption of alcohol or other legal substances during the service.</w:t>
       </w:r>
     </w:p>
@@ -1623,7 +1694,7 @@
           <w:sz w:val="22"/>
           <w:szCs w:val="22"/>
         </w:rPr>
-        <w:t xml:space="preserve">IMPORTANT: BY SIGNING THIS AGREEMENT, CLIENT WAIVES ALL CLAIMS AGAINST ABW LUXURY LIMOUSINE SERVICE, BRIAN WALCOTT, AND ANY AFFILIATED PARTIES FOR LOSSES, INJURIES, OR DAMAGES EXCEPT THOSE ARISING FROM GROSS NEGLIGENCE OR WILLFUL MISCONDUCT.</w:t>
+        <w:t>IMPORTANT: BY SIGNING THIS AGREEMENT, CLIENT WAIVES ALL CLAIMS AGAINST THE COMPANY, BRIAN WALCOTT, AND ANY AFFILIATED PARTIES FOR LOSSES, INJURIES, OR DAMAGES EXCEPT THOSE ARISING FROM GROSS NEGLIGENCE OR WILLFUL MISCONDUCT.</w:t>
       </w:r>
     </w:p>
     <w:p>
@@ -1653,7 +1724,7 @@
           <w:sz w:val="22"/>
           <w:szCs w:val="22"/>
         </w:rPr>
-        <w:t xml:space="preserve">Client grants ABW Luxury Limousine Service permission to use photos taken in connection with this service for marketing purposes (website, social media, promotional materials), UNLESS Client checks the box below:</w:t>
+        <w:t>Client grants the Company, and the Company's marketing service providers acting on its behalf, permission to use photos taken in connection with this service for marketing purposes (website, social media, promotional materials), including AI-generated video, avatars, and stylistically-inspired recreations that do not depict Client's actual likeness, UNLESS Client checks the box below:</w:t>
       </w:r>
     </w:p>
     <w:p>
@@ -1927,7 +1998,7 @@
                 <w:sz w:val="20"/>
                 <w:szCs w:val="20"/>
               </w:rPr>
-              <w:t xml:space="preserve">ABW LUXURY LIMOUSINE SERVICE</w:t>
+              <w:t>PARADISE LIMO</w:t>
             </w:r>
           </w:p>
           <w:p>
@@ -2028,7 +2099,7 @@
           <w:sz w:val="18"/>
           <w:szCs w:val="18"/>
         </w:rPr>
-        <w:t xml:space="preserve">ABW Luxury Limousine Service  |  Orlando, Florida  |  Where every client receives the royal treatment.</w:t>
+        <w:t>Paradise Limo  |  Orlando, Florida  |  Where every client receives the royal treatment.</w:t>
       </w:r>
     </w:p>
     <w:sectPr>
